--- a/Практична№3/Практична№3.docx
+++ b/Практична№3/Практична№3.docx
@@ -352,6 +352,9 @@
         </w:rPr>
       </w:pPr>
       <w:r>
+        <w:rPr>
+          <w:noProof/>
+        </w:rPr>
         <w:lastRenderedPageBreak/>
         <w:drawing>
           <wp:inline distT="0" distB="0" distL="0" distR="0" wp14:anchorId="702E0858" wp14:editId="612FAF34">
@@ -396,6 +399,9 @@
         <w:t xml:space="preserve"> </w:t>
       </w:r>
       <w:r>
+        <w:rPr>
+          <w:noProof/>
+        </w:rPr>
         <w:drawing>
           <wp:inline distT="0" distB="0" distL="0" distR="0" wp14:anchorId="39356FEF" wp14:editId="4FBAD8B3">
             <wp:extent cx="6120765" cy="3509645"/>
@@ -453,13 +459,7 @@
         <w:rPr>
           <w:noProof/>
         </w:rPr>
-        <w:t>у</w:t>
-      </w:r>
-      <w:r>
-        <w:rPr>
-          <w:noProof/>
-        </w:rPr>
-        <w:t xml:space="preserve"> результаті роботи була отримана стабільна багатопотокова програма, яка демонструє навички роботи з паралельними обчисленнями, механізмами синхронізації та безпечним доступом до спільних ресурсів.</w:t>
+        <w:t>у результаті роботи була отримана стабільна багатопотокова програма, яка демонструє навички роботи з паралельними обчисленнями, механізмами синхронізації та безпечним доступом до спільних ресурсів.</w:t>
       </w:r>
     </w:p>
     <w:p>
@@ -502,14 +502,35 @@
       <w:pPr>
         <w:spacing w:after="40"/>
         <w:rPr>
-          <w:b/>
-          <w:bCs/>
           <w:lang w:val="en-US"/>
         </w:rPr>
       </w:pPr>
+      <w:hyperlink r:id="rId9" w:history="1">
+        <w:r>
+          <w:rPr>
+            <w:rStyle w:val="a7"/>
+            <w:lang w:val="en-US"/>
+          </w:rPr>
+          <w:t>https://github.com/DenFukt/Practice/blob/main/%D0%9F%D1%80%D0%B0%D0%BA%D1%82%D0%B8%D1%87%D0%BD%D0%B0%E2%84%963/processing_text_file</w:t>
+        </w:r>
+        <w:r>
+          <w:rPr>
+            <w:rStyle w:val="a7"/>
+            <w:lang w:val="en-US"/>
+          </w:rPr>
+          <w:t>s</w:t>
+        </w:r>
+        <w:r>
+          <w:rPr>
+            <w:rStyle w:val="a7"/>
+            <w:lang w:val="en-US"/>
+          </w:rPr>
+          <w:t>.py</w:t>
+        </w:r>
+      </w:hyperlink>
     </w:p>
     <w:sectPr>
-      <w:footerReference w:type="first" r:id="rId9"/>
+      <w:footerReference w:type="first" r:id="rId10"/>
       <w:pgSz w:w="11906" w:h="16838"/>
       <w:pgMar w:top="850" w:right="850" w:bottom="850" w:left="1417" w:header="708" w:footer="708" w:gutter="0"/>
       <w:cols w:space="708"/>
@@ -1067,6 +1088,41 @@
       <w:rFonts w:eastAsia="MS Mincho"/>
     </w:rPr>
   </w:style>
+  <w:style w:type="character" w:styleId="a7">
+    <w:name w:val="Hyperlink"/>
+    <w:basedOn w:val="a0"/>
+    <w:uiPriority w:val="99"/>
+    <w:unhideWhenUsed/>
+    <w:rsid w:val="006E78BE"/>
+    <w:rPr>
+      <w:color w:val="0563C1" w:themeColor="hyperlink"/>
+      <w:u w:val="single"/>
+    </w:rPr>
+  </w:style>
+  <w:style w:type="character" w:styleId="a8">
+    <w:name w:val="Unresolved Mention"/>
+    <w:basedOn w:val="a0"/>
+    <w:uiPriority w:val="99"/>
+    <w:semiHidden/>
+    <w:unhideWhenUsed/>
+    <w:rsid w:val="006E78BE"/>
+    <w:rPr>
+      <w:color w:val="605E5C"/>
+      <w:shd w:val="clear" w:color="auto" w:fill="E1DFDD"/>
+    </w:rPr>
+  </w:style>
+  <w:style w:type="character" w:styleId="a9">
+    <w:name w:val="FollowedHyperlink"/>
+    <w:basedOn w:val="a0"/>
+    <w:uiPriority w:val="99"/>
+    <w:semiHidden/>
+    <w:unhideWhenUsed/>
+    <w:rsid w:val="006E78BE"/>
+    <w:rPr>
+      <w:color w:val="954F72" w:themeColor="followedHyperlink"/>
+      <w:u w:val="single"/>
+    </w:rPr>
+  </w:style>
 </w:styles>
 </file>
 
